--- a/2_sem/PiRBiHD/prak6/ИКМО_03_25_ФомичевРА_Практическая6.docx
+++ b/2_sem/PiRBiHD/prak6/ИКМО_03_25_ФомичевРА_Практическая6.docx
@@ -53,7 +53,7 @@
                 <w:lang w:eastAsia="ru-RU"/>
               </w:rPr>
               <w:drawing>
-                <wp:inline distT="0" distB="0" distL="0" distR="0" wp14:anchorId="2BE2D30D" wp14:editId="35D202C6">
+                <wp:inline distT="0" distB="0" distL="0" distR="0" wp14:anchorId="2BE2D30D" wp14:editId="581CC7E5">
                   <wp:extent cx="1066800" cy="1066800"/>
                   <wp:effectExtent l="0" t="0" r="0" b="0"/>
                   <wp:docPr id="298370851" name="Рисунок 3"/>
@@ -1037,7 +1037,6 @@
                 <w:lang w:eastAsia="zh-CN" w:bidi="hi-IN"/>
               </w:rPr>
             </w:pPr>
-            <w:proofErr w:type="spellStart"/>
             <w:r>
               <w:rPr>
                 <w:rFonts w:ascii="Liberation Serif" w:eastAsia="Droid Sans Fallback" w:hAnsi="Liberation Serif"/>
@@ -1048,20 +1047,7 @@
                 <w:szCs w:val="24"/>
                 <w:lang w:eastAsia="zh-CN" w:bidi="hi-IN"/>
               </w:rPr>
-              <w:t>Черняускас</w:t>
-            </w:r>
-            <w:proofErr w:type="spellEnd"/>
-            <w:r>
-              <w:rPr>
-                <w:rFonts w:ascii="Liberation Serif" w:eastAsia="Droid Sans Fallback" w:hAnsi="Liberation Serif"/>
-                <w:i/>
-                <w:iCs/>
-                <w:kern w:val="2"/>
-                <w:sz w:val="24"/>
-                <w:szCs w:val="24"/>
-                <w:lang w:eastAsia="zh-CN" w:bidi="hi-IN"/>
-              </w:rPr>
-              <w:t xml:space="preserve"> В.В</w:t>
+              <w:t>Черняускас В.В</w:t>
             </w:r>
             <w:r>
               <w:rPr>
@@ -1272,29 +1258,7 @@
                 <w:szCs w:val="24"/>
                 <w:lang w:eastAsia="zh-CN" w:bidi="hi-IN"/>
               </w:rPr>
-              <w:t>«__</w:t>
-            </w:r>
-            <w:proofErr w:type="gramStart"/>
-            <w:r>
-              <w:rPr>
-                <w:rFonts w:ascii="Liberation Serif" w:eastAsia="Droid Sans Fallback" w:hAnsi="Liberation Serif"/>
-                <w:kern w:val="2"/>
-                <w:sz w:val="24"/>
-                <w:szCs w:val="24"/>
-                <w:lang w:eastAsia="zh-CN" w:bidi="hi-IN"/>
-              </w:rPr>
-              <w:t>_»_</w:t>
-            </w:r>
-            <w:proofErr w:type="gramEnd"/>
-            <w:r>
-              <w:rPr>
-                <w:rFonts w:ascii="Liberation Serif" w:eastAsia="Droid Sans Fallback" w:hAnsi="Liberation Serif"/>
-                <w:kern w:val="2"/>
-                <w:sz w:val="24"/>
-                <w:szCs w:val="24"/>
-                <w:lang w:eastAsia="zh-CN" w:bidi="hi-IN"/>
-              </w:rPr>
-              <w:t>_______202</w:t>
+              <w:t>«___»________202</w:t>
             </w:r>
             <w:r>
               <w:rPr>
@@ -1672,47 +1636,829 @@
       <w:r>
         <w:t xml:space="preserve">Заполнение таблицы </w:t>
       </w:r>
-      <w:proofErr w:type="spellStart"/>
+      <w:r>
+        <w:t>Payment_Method</w:t>
+      </w:r>
+      <w:r>
+        <w:t xml:space="preserve"> </w:t>
+      </w:r>
+      <w:r>
+        <w:t>представлено на рисунке 2.</w:t>
+      </w:r>
+    </w:p>
+    <w:p>
+      <w:pPr>
+        <w:ind w:firstLine="0"/>
+        <w:jc w:val="center"/>
+        <w:rPr>
+          <w:lang w:val="en-US"/>
+        </w:rPr>
+      </w:pPr>
+      <w:r>
+        <w:rPr>
+          <w:lang w:val="en-US"/>
+        </w:rPr>
+        <w:drawing>
+          <wp:inline distT="0" distB="0" distL="0" distR="0" wp14:anchorId="7961F2DD" wp14:editId="3DAEF2FC">
+            <wp:extent cx="5849166" cy="4582164"/>
+            <wp:effectExtent l="0" t="0" r="0" b="8890"/>
+            <wp:docPr id="979106330" name="Рисунок 1"/>
+            <wp:cNvGraphicFramePr>
+              <a:graphicFrameLocks xmlns:a="http://schemas.openxmlformats.org/drawingml/2006/main" noChangeAspect="1"/>
+            </wp:cNvGraphicFramePr>
+            <a:graphic xmlns:a="http://schemas.openxmlformats.org/drawingml/2006/main">
+              <a:graphicData uri="http://schemas.openxmlformats.org/drawingml/2006/picture">
+                <pic:pic xmlns:pic="http://schemas.openxmlformats.org/drawingml/2006/picture">
+                  <pic:nvPicPr>
+                    <pic:cNvPr id="979106330" name=""/>
+                    <pic:cNvPicPr/>
+                  </pic:nvPicPr>
+                  <pic:blipFill>
+                    <a:blip r:embed="rId9"/>
+                    <a:stretch>
+                      <a:fillRect/>
+                    </a:stretch>
+                  </pic:blipFill>
+                  <pic:spPr>
+                    <a:xfrm>
+                      <a:off x="0" y="0"/>
+                      <a:ext cx="5849166" cy="4582164"/>
+                    </a:xfrm>
+                    <a:prstGeom prst="rect">
+                      <a:avLst/>
+                    </a:prstGeom>
+                  </pic:spPr>
+                </pic:pic>
+              </a:graphicData>
+            </a:graphic>
+          </wp:inline>
+        </w:drawing>
+      </w:r>
+    </w:p>
+    <w:p>
+      <w:pPr>
+        <w:jc w:val="center"/>
+      </w:pPr>
+      <w:r>
+        <w:t xml:space="preserve">Рисунок 2 – Заполнение таблицы </w:t>
+      </w:r>
+      <w:r>
+        <w:rPr>
+          <w:lang w:val="en-US"/>
+        </w:rPr>
+        <w:t>Payment</w:t>
+      </w:r>
+      <w:r>
+        <w:t>_</w:t>
+      </w:r>
+      <w:r>
+        <w:t>Method</w:t>
+      </w:r>
+    </w:p>
+    <w:p>
+      <w:r>
+        <w:lastRenderedPageBreak/>
+        <w:t xml:space="preserve">Заполнение таблицы </w:t>
+      </w:r>
+      <w:r>
+        <w:t>Location</w:t>
+      </w:r>
+      <w:r>
+        <w:t xml:space="preserve"> представлено на рисунке 3.</w:t>
+      </w:r>
+    </w:p>
+    <w:p>
+      <w:pPr>
+        <w:ind w:firstLine="0"/>
+        <w:jc w:val="center"/>
+      </w:pPr>
+      <w:r>
+        <w:drawing>
+          <wp:inline distT="0" distB="0" distL="0" distR="0" wp14:anchorId="21774D8B" wp14:editId="78E68038">
+            <wp:extent cx="4753638" cy="6620799"/>
+            <wp:effectExtent l="0" t="0" r="8890" b="8890"/>
+            <wp:docPr id="1268439555" name="Рисунок 1"/>
+            <wp:cNvGraphicFramePr>
+              <a:graphicFrameLocks xmlns:a="http://schemas.openxmlformats.org/drawingml/2006/main" noChangeAspect="1"/>
+            </wp:cNvGraphicFramePr>
+            <a:graphic xmlns:a="http://schemas.openxmlformats.org/drawingml/2006/main">
+              <a:graphicData uri="http://schemas.openxmlformats.org/drawingml/2006/picture">
+                <pic:pic xmlns:pic="http://schemas.openxmlformats.org/drawingml/2006/picture">
+                  <pic:nvPicPr>
+                    <pic:cNvPr id="1268439555" name=""/>
+                    <pic:cNvPicPr/>
+                  </pic:nvPicPr>
+                  <pic:blipFill>
+                    <a:blip r:embed="rId10"/>
+                    <a:stretch>
+                      <a:fillRect/>
+                    </a:stretch>
+                  </pic:blipFill>
+                  <pic:spPr>
+                    <a:xfrm>
+                      <a:off x="0" y="0"/>
+                      <a:ext cx="4753638" cy="6620799"/>
+                    </a:xfrm>
+                    <a:prstGeom prst="rect">
+                      <a:avLst/>
+                    </a:prstGeom>
+                  </pic:spPr>
+                </pic:pic>
+              </a:graphicData>
+            </a:graphic>
+          </wp:inline>
+        </w:drawing>
+      </w:r>
+    </w:p>
+    <w:p>
+      <w:pPr>
+        <w:jc w:val="center"/>
+        <w:rPr>
+          <w:lang w:val="en-US"/>
+        </w:rPr>
+      </w:pPr>
+      <w:r>
+        <w:t xml:space="preserve">Рисунок 3 – Заполнение таблицы </w:t>
+      </w:r>
+      <w:r>
+        <w:rPr>
+          <w:lang w:val="en-US"/>
+        </w:rPr>
+        <w:t>Location</w:t>
+      </w:r>
+    </w:p>
+    <w:p>
+      <w:r>
+        <w:t xml:space="preserve">Заполнение таблицы </w:t>
+      </w:r>
       <w:r>
         <w:t>Category</w:t>
       </w:r>
-      <w:proofErr w:type="spellEnd"/>
+      <w:r>
+        <w:t xml:space="preserve"> представлено на рисунке 4.</w:t>
+      </w:r>
+    </w:p>
+    <w:p>
+      <w:pPr>
+        <w:ind w:firstLine="0"/>
+        <w:jc w:val="center"/>
+      </w:pPr>
+      <w:r>
+        <w:lastRenderedPageBreak/>
+        <w:drawing>
+          <wp:inline distT="0" distB="0" distL="0" distR="0" wp14:anchorId="085772C0" wp14:editId="1DD9F31D">
+            <wp:extent cx="4877481" cy="3934374"/>
+            <wp:effectExtent l="0" t="0" r="0" b="9525"/>
+            <wp:docPr id="25531530" name="Рисунок 1"/>
+            <wp:cNvGraphicFramePr>
+              <a:graphicFrameLocks xmlns:a="http://schemas.openxmlformats.org/drawingml/2006/main" noChangeAspect="1"/>
+            </wp:cNvGraphicFramePr>
+            <a:graphic xmlns:a="http://schemas.openxmlformats.org/drawingml/2006/main">
+              <a:graphicData uri="http://schemas.openxmlformats.org/drawingml/2006/picture">
+                <pic:pic xmlns:pic="http://schemas.openxmlformats.org/drawingml/2006/picture">
+                  <pic:nvPicPr>
+                    <pic:cNvPr id="25531530" name=""/>
+                    <pic:cNvPicPr/>
+                  </pic:nvPicPr>
+                  <pic:blipFill>
+                    <a:blip r:embed="rId11"/>
+                    <a:stretch>
+                      <a:fillRect/>
+                    </a:stretch>
+                  </pic:blipFill>
+                  <pic:spPr>
+                    <a:xfrm>
+                      <a:off x="0" y="0"/>
+                      <a:ext cx="4877481" cy="3934374"/>
+                    </a:xfrm>
+                    <a:prstGeom prst="rect">
+                      <a:avLst/>
+                    </a:prstGeom>
+                  </pic:spPr>
+                </pic:pic>
+              </a:graphicData>
+            </a:graphic>
+          </wp:inline>
+        </w:drawing>
+      </w:r>
+    </w:p>
+    <w:p>
+      <w:pPr>
+        <w:jc w:val="center"/>
+        <w:rPr>
+          <w:lang w:val="en-US"/>
+        </w:rPr>
+      </w:pPr>
+      <w:r>
+        <w:t xml:space="preserve">Рисунок 4 – Заполнение таблицы </w:t>
+      </w:r>
+      <w:r>
+        <w:rPr>
+          <w:lang w:val="en-US"/>
+        </w:rPr>
+        <w:t>Category</w:t>
+      </w:r>
+    </w:p>
+    <w:p>
+      <w:r>
+        <w:t xml:space="preserve">Заполнение таблицы </w:t>
+      </w:r>
+      <w:r>
+        <w:rPr>
+          <w:lang w:val="en-US"/>
+        </w:rPr>
+        <w:t>Color</w:t>
+      </w:r>
       <w:r>
         <w:t xml:space="preserve"> </w:t>
       </w:r>
       <w:r>
-        <w:t>представлено на рисунке 2.</w:t>
-      </w:r>
-    </w:p>
-    <w:p>
-      <w:pPr>
+        <w:t>представлено на рисунке 5.</w:t>
+      </w:r>
+    </w:p>
+    <w:p>
+      <w:pPr>
+        <w:ind w:firstLine="0"/>
         <w:jc w:val="center"/>
+      </w:pPr>
+      <w:r>
+        <w:lastRenderedPageBreak/>
+        <w:drawing>
+          <wp:inline distT="0" distB="0" distL="0" distR="0" wp14:anchorId="6C19EFE9" wp14:editId="3A15C0B2">
+            <wp:extent cx="4410691" cy="5696745"/>
+            <wp:effectExtent l="0" t="0" r="9525" b="0"/>
+            <wp:docPr id="1566981208" name="Рисунок 1"/>
+            <wp:cNvGraphicFramePr>
+              <a:graphicFrameLocks xmlns:a="http://schemas.openxmlformats.org/drawingml/2006/main" noChangeAspect="1"/>
+            </wp:cNvGraphicFramePr>
+            <a:graphic xmlns:a="http://schemas.openxmlformats.org/drawingml/2006/main">
+              <a:graphicData uri="http://schemas.openxmlformats.org/drawingml/2006/picture">
+                <pic:pic xmlns:pic="http://schemas.openxmlformats.org/drawingml/2006/picture">
+                  <pic:nvPicPr>
+                    <pic:cNvPr id="1566981208" name=""/>
+                    <pic:cNvPicPr/>
+                  </pic:nvPicPr>
+                  <pic:blipFill>
+                    <a:blip r:embed="rId12"/>
+                    <a:stretch>
+                      <a:fillRect/>
+                    </a:stretch>
+                  </pic:blipFill>
+                  <pic:spPr>
+                    <a:xfrm>
+                      <a:off x="0" y="0"/>
+                      <a:ext cx="4410691" cy="5696745"/>
+                    </a:xfrm>
+                    <a:prstGeom prst="rect">
+                      <a:avLst/>
+                    </a:prstGeom>
+                  </pic:spPr>
+                </pic:pic>
+              </a:graphicData>
+            </a:graphic>
+          </wp:inline>
+        </w:drawing>
+      </w:r>
+    </w:p>
+    <w:p>
+      <w:pPr>
+        <w:jc w:val="center"/>
         <w:rPr>
           <w:lang w:val="en-US"/>
         </w:rPr>
       </w:pPr>
-    </w:p>
-    <w:p>
-      <w:pPr>
+      <w:r>
+        <w:t xml:space="preserve">Рисунок 5 – Заполнение таблицы </w:t>
+      </w:r>
+      <w:r>
+        <w:rPr>
+          <w:lang w:val="en-US"/>
+        </w:rPr>
+        <w:t>Color</w:t>
+      </w:r>
+    </w:p>
+    <w:p>
+      <w:pPr>
+        <w:ind w:firstLine="0"/>
+      </w:pPr>
+      <w:r>
+        <w:rPr>
+          <w:lang w:val="en-US"/>
+        </w:rPr>
+        <w:tab/>
+      </w:r>
+      <w:r>
+        <w:t xml:space="preserve">Заполнение таблицы </w:t>
+      </w:r>
+      <w:r>
+        <w:rPr>
+          <w:lang w:val="en-US"/>
+        </w:rPr>
+        <w:t>Size</w:t>
+      </w:r>
+      <w:r>
+        <w:t xml:space="preserve"> </w:t>
+      </w:r>
+      <w:r>
+        <w:t>представлено на рисунке 6.</w:t>
+      </w:r>
+    </w:p>
+    <w:p>
+      <w:pPr>
+        <w:ind w:firstLine="0"/>
         <w:jc w:val="center"/>
       </w:pPr>
       <w:r>
-        <w:t xml:space="preserve">Рисунок 2 – Заполнение таблицы </w:t>
-      </w:r>
-      <w:r>
+        <w:lastRenderedPageBreak/>
+        <w:drawing>
+          <wp:inline distT="0" distB="0" distL="0" distR="0" wp14:anchorId="03B2364F" wp14:editId="66DA313D">
+            <wp:extent cx="4267796" cy="3896269"/>
+            <wp:effectExtent l="0" t="0" r="0" b="9525"/>
+            <wp:docPr id="372106300" name="Рисунок 1"/>
+            <wp:cNvGraphicFramePr>
+              <a:graphicFrameLocks xmlns:a="http://schemas.openxmlformats.org/drawingml/2006/main" noChangeAspect="1"/>
+            </wp:cNvGraphicFramePr>
+            <a:graphic xmlns:a="http://schemas.openxmlformats.org/drawingml/2006/main">
+              <a:graphicData uri="http://schemas.openxmlformats.org/drawingml/2006/picture">
+                <pic:pic xmlns:pic="http://schemas.openxmlformats.org/drawingml/2006/picture">
+                  <pic:nvPicPr>
+                    <pic:cNvPr id="372106300" name=""/>
+                    <pic:cNvPicPr/>
+                  </pic:nvPicPr>
+                  <pic:blipFill>
+                    <a:blip r:embed="rId13"/>
+                    <a:stretch>
+                      <a:fillRect/>
+                    </a:stretch>
+                  </pic:blipFill>
+                  <pic:spPr>
+                    <a:xfrm>
+                      <a:off x="0" y="0"/>
+                      <a:ext cx="4267796" cy="3896269"/>
+                    </a:xfrm>
+                    <a:prstGeom prst="rect">
+                      <a:avLst/>
+                    </a:prstGeom>
+                  </pic:spPr>
+                </pic:pic>
+              </a:graphicData>
+            </a:graphic>
+          </wp:inline>
+        </w:drawing>
+      </w:r>
+    </w:p>
+    <w:p>
+      <w:pPr>
+        <w:ind w:firstLine="0"/>
+        <w:jc w:val="center"/>
         <w:rPr>
           <w:lang w:val="en-US"/>
         </w:rPr>
-        <w:t>Category</w:t>
+      </w:pPr>
+      <w:r>
+        <w:t xml:space="preserve">Рисунок 6 – Заполнение таблицы </w:t>
+      </w:r>
+      <w:r>
+        <w:rPr>
+          <w:lang w:val="en-US"/>
+        </w:rPr>
+        <w:t>Size</w:t>
       </w:r>
     </w:p>
     <w:p>
       <w:pPr>
         <w:ind w:firstLine="0"/>
       </w:pPr>
+      <w:r>
+        <w:rPr>
+          <w:lang w:val="en-US"/>
+        </w:rPr>
+        <w:tab/>
+      </w:r>
+      <w:r>
+        <w:t xml:space="preserve">Заполнение таблицы </w:t>
+      </w:r>
+      <w:r>
+        <w:rPr>
+          <w:lang w:val="en-US"/>
+        </w:rPr>
+        <w:t>Season</w:t>
+      </w:r>
+      <w:r>
+        <w:t xml:space="preserve"> </w:t>
+      </w:r>
+      <w:r>
+        <w:t>представлено на рисунке 7.</w:t>
+      </w:r>
+    </w:p>
+    <w:p>
+      <w:pPr>
+        <w:ind w:firstLine="0"/>
+        <w:jc w:val="center"/>
+      </w:pPr>
+      <w:r>
+        <w:drawing>
+          <wp:inline distT="0" distB="0" distL="0" distR="0" wp14:anchorId="514E7B2F" wp14:editId="4AD8AC1D">
+            <wp:extent cx="4658375" cy="3905795"/>
+            <wp:effectExtent l="0" t="0" r="8890" b="0"/>
+            <wp:docPr id="1819620759" name="Рисунок 1"/>
+            <wp:cNvGraphicFramePr>
+              <a:graphicFrameLocks xmlns:a="http://schemas.openxmlformats.org/drawingml/2006/main" noChangeAspect="1"/>
+            </wp:cNvGraphicFramePr>
+            <a:graphic xmlns:a="http://schemas.openxmlformats.org/drawingml/2006/main">
+              <a:graphicData uri="http://schemas.openxmlformats.org/drawingml/2006/picture">
+                <pic:pic xmlns:pic="http://schemas.openxmlformats.org/drawingml/2006/picture">
+                  <pic:nvPicPr>
+                    <pic:cNvPr id="1819620759" name=""/>
+                    <pic:cNvPicPr/>
+                  </pic:nvPicPr>
+                  <pic:blipFill>
+                    <a:blip r:embed="rId14"/>
+                    <a:stretch>
+                      <a:fillRect/>
+                    </a:stretch>
+                  </pic:blipFill>
+                  <pic:spPr>
+                    <a:xfrm>
+                      <a:off x="0" y="0"/>
+                      <a:ext cx="4658375" cy="3905795"/>
+                    </a:xfrm>
+                    <a:prstGeom prst="rect">
+                      <a:avLst/>
+                    </a:prstGeom>
+                  </pic:spPr>
+                </pic:pic>
+              </a:graphicData>
+            </a:graphic>
+          </wp:inline>
+        </w:drawing>
+      </w:r>
+    </w:p>
+    <w:p>
+      <w:pPr>
+        <w:ind w:firstLine="0"/>
+        <w:jc w:val="center"/>
+        <w:rPr>
+          <w:lang w:val="en-US"/>
+        </w:rPr>
+      </w:pPr>
+      <w:r>
+        <w:t xml:space="preserve">Рисунок 7 – Заполнение таблицы </w:t>
+      </w:r>
+      <w:r>
+        <w:rPr>
+          <w:lang w:val="en-US"/>
+        </w:rPr>
+        <w:t>Season</w:t>
+      </w:r>
+    </w:p>
+    <w:p>
+      <w:pPr>
+        <w:ind w:firstLine="0"/>
+      </w:pPr>
+      <w:r>
+        <w:rPr>
+          <w:lang w:val="en-US"/>
+        </w:rPr>
+        <w:tab/>
+      </w:r>
+      <w:r>
+        <w:t xml:space="preserve">Заполнение таблицы </w:t>
+      </w:r>
+      <w:r>
+        <w:rPr>
+          <w:lang w:val="en-US"/>
+        </w:rPr>
+        <w:t>Customer</w:t>
+      </w:r>
+      <w:r>
+        <w:t xml:space="preserve"> </w:t>
+      </w:r>
+      <w:r>
+        <w:t>представлено на рисунке 8.</w:t>
+      </w:r>
+    </w:p>
+    <w:p>
+      <w:pPr>
+        <w:ind w:firstLine="0"/>
+        <w:jc w:val="center"/>
+      </w:pPr>
+      <w:r>
+        <w:lastRenderedPageBreak/>
+        <w:drawing>
+          <wp:inline distT="0" distB="0" distL="0" distR="0" wp14:anchorId="7069F784" wp14:editId="335DF370">
+            <wp:extent cx="5939790" cy="3338195"/>
+            <wp:effectExtent l="0" t="0" r="3810" b="0"/>
+            <wp:docPr id="2069391706" name="Рисунок 1"/>
+            <wp:cNvGraphicFramePr>
+              <a:graphicFrameLocks xmlns:a="http://schemas.openxmlformats.org/drawingml/2006/main" noChangeAspect="1"/>
+            </wp:cNvGraphicFramePr>
+            <a:graphic xmlns:a="http://schemas.openxmlformats.org/drawingml/2006/main">
+              <a:graphicData uri="http://schemas.openxmlformats.org/drawingml/2006/picture">
+                <pic:pic xmlns:pic="http://schemas.openxmlformats.org/drawingml/2006/picture">
+                  <pic:nvPicPr>
+                    <pic:cNvPr id="2069391706" name=""/>
+                    <pic:cNvPicPr/>
+                  </pic:nvPicPr>
+                  <pic:blipFill>
+                    <a:blip r:embed="rId15"/>
+                    <a:stretch>
+                      <a:fillRect/>
+                    </a:stretch>
+                  </pic:blipFill>
+                  <pic:spPr>
+                    <a:xfrm>
+                      <a:off x="0" y="0"/>
+                      <a:ext cx="5939790" cy="3338195"/>
+                    </a:xfrm>
+                    <a:prstGeom prst="rect">
+                      <a:avLst/>
+                    </a:prstGeom>
+                  </pic:spPr>
+                </pic:pic>
+              </a:graphicData>
+            </a:graphic>
+          </wp:inline>
+        </w:drawing>
+      </w:r>
+    </w:p>
+    <w:p>
+      <w:pPr>
+        <w:ind w:firstLine="0"/>
+        <w:jc w:val="center"/>
+        <w:rPr>
+          <w:lang w:val="en-US"/>
+        </w:rPr>
+      </w:pPr>
+      <w:r>
+        <w:t xml:space="preserve">Рисунок 8 – Заполнение таблицы </w:t>
+      </w:r>
+      <w:r>
+        <w:rPr>
+          <w:lang w:val="en-US"/>
+        </w:rPr>
+        <w:t>Customer</w:t>
+      </w:r>
+    </w:p>
+    <w:p>
+      <w:pPr>
+        <w:ind w:firstLine="0"/>
+      </w:pPr>
+      <w:r>
+        <w:rPr>
+          <w:lang w:val="en-US"/>
+        </w:rPr>
+        <w:tab/>
+      </w:r>
+      <w:r>
+        <w:t xml:space="preserve">Заполнение таблицы </w:t>
+      </w:r>
+      <w:r>
+        <w:rPr>
+          <w:lang w:val="en-US"/>
+        </w:rPr>
+        <w:t>Item</w:t>
+      </w:r>
+      <w:r>
+        <w:t xml:space="preserve"> </w:t>
+      </w:r>
+      <w:r>
+        <w:t>представлено на рисунке 9.</w:t>
+      </w:r>
+    </w:p>
+    <w:p>
+      <w:pPr>
+        <w:ind w:firstLine="0"/>
+        <w:jc w:val="center"/>
+      </w:pPr>
+      <w:r>
+        <w:drawing>
+          <wp:inline distT="0" distB="0" distL="0" distR="0" wp14:anchorId="74B0E04E" wp14:editId="619C3036">
+            <wp:extent cx="5939790" cy="4747260"/>
+            <wp:effectExtent l="0" t="0" r="3810" b="0"/>
+            <wp:docPr id="881420402" name="Рисунок 1"/>
+            <wp:cNvGraphicFramePr>
+              <a:graphicFrameLocks xmlns:a="http://schemas.openxmlformats.org/drawingml/2006/main" noChangeAspect="1"/>
+            </wp:cNvGraphicFramePr>
+            <a:graphic xmlns:a="http://schemas.openxmlformats.org/drawingml/2006/main">
+              <a:graphicData uri="http://schemas.openxmlformats.org/drawingml/2006/picture">
+                <pic:pic xmlns:pic="http://schemas.openxmlformats.org/drawingml/2006/picture">
+                  <pic:nvPicPr>
+                    <pic:cNvPr id="881420402" name=""/>
+                    <pic:cNvPicPr/>
+                  </pic:nvPicPr>
+                  <pic:blipFill>
+                    <a:blip r:embed="rId16"/>
+                    <a:stretch>
+                      <a:fillRect/>
+                    </a:stretch>
+                  </pic:blipFill>
+                  <pic:spPr>
+                    <a:xfrm>
+                      <a:off x="0" y="0"/>
+                      <a:ext cx="5939790" cy="4747260"/>
+                    </a:xfrm>
+                    <a:prstGeom prst="rect">
+                      <a:avLst/>
+                    </a:prstGeom>
+                  </pic:spPr>
+                </pic:pic>
+              </a:graphicData>
+            </a:graphic>
+          </wp:inline>
+        </w:drawing>
+      </w:r>
+    </w:p>
+    <w:p>
+      <w:pPr>
+        <w:ind w:firstLine="0"/>
+        <w:jc w:val="center"/>
+        <w:rPr>
+          <w:lang w:val="en-US"/>
+        </w:rPr>
+      </w:pPr>
+      <w:r>
+        <w:t xml:space="preserve">Рисунок 9 – Заполнение таблицы </w:t>
+      </w:r>
+      <w:r>
+        <w:rPr>
+          <w:lang w:val="en-US"/>
+        </w:rPr>
+        <w:t>Item</w:t>
+      </w:r>
+    </w:p>
+    <w:p>
+      <w:pPr>
+        <w:ind w:firstLine="0"/>
+      </w:pPr>
+      <w:r>
+        <w:rPr>
+          <w:lang w:val="en-US"/>
+        </w:rPr>
+        <w:lastRenderedPageBreak/>
+        <w:tab/>
+      </w:r>
+      <w:r>
+        <w:t xml:space="preserve">Заполнение таблицы </w:t>
+      </w:r>
+      <w:r>
+        <w:rPr>
+          <w:lang w:val="en-US"/>
+        </w:rPr>
+        <w:t>Transactions</w:t>
+      </w:r>
+      <w:r>
+        <w:t xml:space="preserve"> </w:t>
+      </w:r>
+      <w:r>
+        <w:t>представлено на рисунке 10.</w:t>
+      </w:r>
+    </w:p>
+    <w:p>
+      <w:pPr>
+        <w:ind w:firstLine="0"/>
+        <w:jc w:val="center"/>
+      </w:pPr>
+      <w:r>
+        <w:drawing>
+          <wp:inline distT="0" distB="0" distL="0" distR="0" wp14:anchorId="5AE86CCB" wp14:editId="66D2233F">
+            <wp:extent cx="5939790" cy="5700395"/>
+            <wp:effectExtent l="0" t="0" r="3810" b="0"/>
+            <wp:docPr id="1364910287" name="Рисунок 1"/>
+            <wp:cNvGraphicFramePr>
+              <a:graphicFrameLocks xmlns:a="http://schemas.openxmlformats.org/drawingml/2006/main" noChangeAspect="1"/>
+            </wp:cNvGraphicFramePr>
+            <a:graphic xmlns:a="http://schemas.openxmlformats.org/drawingml/2006/main">
+              <a:graphicData uri="http://schemas.openxmlformats.org/drawingml/2006/picture">
+                <pic:pic xmlns:pic="http://schemas.openxmlformats.org/drawingml/2006/picture">
+                  <pic:nvPicPr>
+                    <pic:cNvPr id="1364910287" name=""/>
+                    <pic:cNvPicPr/>
+                  </pic:nvPicPr>
+                  <pic:blipFill>
+                    <a:blip r:embed="rId17"/>
+                    <a:stretch>
+                      <a:fillRect/>
+                    </a:stretch>
+                  </pic:blipFill>
+                  <pic:spPr>
+                    <a:xfrm>
+                      <a:off x="0" y="0"/>
+                      <a:ext cx="5939790" cy="5700395"/>
+                    </a:xfrm>
+                    <a:prstGeom prst="rect">
+                      <a:avLst/>
+                    </a:prstGeom>
+                  </pic:spPr>
+                </pic:pic>
+              </a:graphicData>
+            </a:graphic>
+          </wp:inline>
+        </w:drawing>
+      </w:r>
+    </w:p>
+    <w:p>
+      <w:pPr>
+        <w:ind w:firstLine="0"/>
+        <w:jc w:val="center"/>
+        <w:rPr>
+          <w:lang w:val="en-US"/>
+        </w:rPr>
+      </w:pPr>
+      <w:r>
+        <w:t xml:space="preserve">Рисунок 10 – Заполнение таблицы </w:t>
+      </w:r>
+      <w:r>
+        <w:rPr>
+          <w:lang w:val="en-US"/>
+        </w:rPr>
+        <w:t>Transactions</w:t>
+      </w:r>
+    </w:p>
+    <w:p>
+      <w:pPr>
+        <w:ind w:firstLine="0"/>
+      </w:pPr>
+      <w:r>
+        <w:tab/>
+        <w:t xml:space="preserve">Таблица </w:t>
+      </w:r>
+      <w:r>
+        <w:rPr>
+          <w:lang w:val="en-US"/>
+        </w:rPr>
+        <w:t>Transactions</w:t>
+      </w:r>
+      <w:r>
+        <w:t xml:space="preserve"> </w:t>
+      </w:r>
+      <w:r>
+        <w:t>после заполнения представлена на рисунке 11.</w:t>
+      </w:r>
+    </w:p>
+    <w:p>
+      <w:pPr>
+        <w:ind w:firstLine="0"/>
+        <w:jc w:val="center"/>
+      </w:pPr>
+      <w:r>
+        <w:drawing>
+          <wp:inline distT="0" distB="0" distL="0" distR="0" wp14:anchorId="1FA11E01" wp14:editId="47DE0E08">
+            <wp:extent cx="5939790" cy="1784350"/>
+            <wp:effectExtent l="0" t="0" r="3810" b="6350"/>
+            <wp:docPr id="785015780" name="Рисунок 1"/>
+            <wp:cNvGraphicFramePr>
+              <a:graphicFrameLocks xmlns:a="http://schemas.openxmlformats.org/drawingml/2006/main" noChangeAspect="1"/>
+            </wp:cNvGraphicFramePr>
+            <a:graphic xmlns:a="http://schemas.openxmlformats.org/drawingml/2006/main">
+              <a:graphicData uri="http://schemas.openxmlformats.org/drawingml/2006/picture">
+                <pic:pic xmlns:pic="http://schemas.openxmlformats.org/drawingml/2006/picture">
+                  <pic:nvPicPr>
+                    <pic:cNvPr id="785015780" name=""/>
+                    <pic:cNvPicPr/>
+                  </pic:nvPicPr>
+                  <pic:blipFill>
+                    <a:blip r:embed="rId18"/>
+                    <a:stretch>
+                      <a:fillRect/>
+                    </a:stretch>
+                  </pic:blipFill>
+                  <pic:spPr>
+                    <a:xfrm>
+                      <a:off x="0" y="0"/>
+                      <a:ext cx="5939790" cy="1784350"/>
+                    </a:xfrm>
+                    <a:prstGeom prst="rect">
+                      <a:avLst/>
+                    </a:prstGeom>
+                  </pic:spPr>
+                </pic:pic>
+              </a:graphicData>
+            </a:graphic>
+          </wp:inline>
+        </w:drawing>
+      </w:r>
+    </w:p>
+    <w:p>
+      <w:pPr>
+        <w:ind w:firstLine="0"/>
+        <w:jc w:val="center"/>
+        <w:rPr>
+          <w:lang w:val="en-US"/>
+        </w:rPr>
+      </w:pPr>
+      <w:r>
+        <w:t xml:space="preserve">Рисунок 11 – Таблица </w:t>
+      </w:r>
+      <w:r>
+        <w:rPr>
+          <w:lang w:val="en-US"/>
+        </w:rPr>
+        <w:t>Transactions</w:t>
+      </w:r>
     </w:p>
     <w:sectPr>
-      <w:headerReference w:type="default" r:id="rId9"/>
+      <w:headerReference w:type="default" r:id="rId19"/>
       <w:pgSz w:w="11906" w:h="16838" w:code="9"/>
       <w:pgMar w:top="1134" w:right="851" w:bottom="1134" w:left="1701" w:header="709" w:footer="709" w:gutter="0"/>
       <w:cols w:space="708"/>
